--- a/数据集说明文档.docx
+++ b/数据集说明文档.docx
@@ -51,12 +51,6 @@
         <w:gridCol w:w="6352"/>
       </w:tblGrid>
       <w:tr>
-        <w:tblPrEx>
-          <w:tblCellMar>
-            <w:top w:w="0" w:type="dxa"/>
-            <w:bottom w:w="0" w:type="dxa"/>
-          </w:tblCellMar>
-        </w:tblPrEx>
         <w:tc>
           <w:tcPr>
             <w:tcW w:w="0" w:type="auto"/>
@@ -89,12 +83,6 @@
         </w:tc>
       </w:tr>
       <w:tr>
-        <w:tblPrEx>
-          <w:tblCellMar>
-            <w:top w:w="0" w:type="dxa"/>
-            <w:bottom w:w="0" w:type="dxa"/>
-          </w:tblCellMar>
-        </w:tblPrEx>
         <w:tc>
           <w:tcPr>
             <w:tcW w:w="0" w:type="auto"/>
@@ -123,12 +111,6 @@
         </w:tc>
       </w:tr>
       <w:tr>
-        <w:tblPrEx>
-          <w:tblCellMar>
-            <w:top w:w="0" w:type="dxa"/>
-            <w:bottom w:w="0" w:type="dxa"/>
-          </w:tblCellMar>
-        </w:tblPrEx>
         <w:tc>
           <w:tcPr>
             <w:tcW w:w="0" w:type="auto"/>
@@ -169,12 +151,6 @@
         </w:tc>
       </w:tr>
       <w:tr>
-        <w:tblPrEx>
-          <w:tblCellMar>
-            <w:top w:w="0" w:type="dxa"/>
-            <w:bottom w:w="0" w:type="dxa"/>
-          </w:tblCellMar>
-        </w:tblPrEx>
         <w:tc>
           <w:tcPr>
             <w:tcW w:w="0" w:type="auto"/>
@@ -229,12 +205,6 @@
         </w:tc>
       </w:tr>
       <w:tr>
-        <w:tblPrEx>
-          <w:tblCellMar>
-            <w:top w:w="0" w:type="dxa"/>
-            <w:bottom w:w="0" w:type="dxa"/>
-          </w:tblCellMar>
-        </w:tblPrEx>
         <w:tc>
           <w:tcPr>
             <w:tcW w:w="0" w:type="auto"/>
@@ -253,11 +223,6 @@
             <w:tcW w:w="0" w:type="auto"/>
           </w:tcPr>
           <w:p>
-            <w:pPr>
-              <w:rPr>
-                <w:rFonts w:hint="eastAsia"/>
-              </w:rPr>
-            </w:pPr>
             <w:r>
               <w:rPr>
                 <w:sz w:val="20"/>
@@ -292,12 +257,6 @@
         </w:tc>
       </w:tr>
       <w:tr>
-        <w:tblPrEx>
-          <w:tblCellMar>
-            <w:top w:w="0" w:type="dxa"/>
-            <w:bottom w:w="0" w:type="dxa"/>
-          </w:tblCellMar>
-        </w:tblPrEx>
         <w:tc>
           <w:tcPr>
             <w:tcW w:w="0" w:type="auto"/>
@@ -364,7 +323,6 @@
       <w:pPr>
         <w:spacing w:before="360" w:after="160"/>
         <w:rPr>
-          <w:rFonts w:hint="eastAsia"/>
           <w:lang w:val="en-US"/>
         </w:rPr>
       </w:pPr>
@@ -607,12 +565,6 @@
         <w:gridCol w:w="2805"/>
       </w:tblGrid>
       <w:tr>
-        <w:tblPrEx>
-          <w:tblCellMar>
-            <w:top w:w="0" w:type="dxa"/>
-            <w:bottom w:w="0" w:type="dxa"/>
-          </w:tblCellMar>
-        </w:tblPrEx>
         <w:tc>
           <w:tcPr>
             <w:tcW w:w="0" w:type="auto"/>
@@ -675,12 +627,6 @@
         </w:tc>
       </w:tr>
       <w:tr>
-        <w:tblPrEx>
-          <w:tblCellMar>
-            <w:top w:w="0" w:type="dxa"/>
-            <w:bottom w:w="0" w:type="dxa"/>
-          </w:tblCellMar>
-        </w:tblPrEx>
         <w:tc>
           <w:tcPr>
             <w:tcW w:w="0" w:type="auto"/>
@@ -747,12 +693,6 @@
         </w:tc>
       </w:tr>
       <w:tr>
-        <w:tblPrEx>
-          <w:tblCellMar>
-            <w:top w:w="0" w:type="dxa"/>
-            <w:bottom w:w="0" w:type="dxa"/>
-          </w:tblCellMar>
-        </w:tblPrEx>
         <w:tc>
           <w:tcPr>
             <w:tcW w:w="0" w:type="auto"/>
@@ -819,12 +759,6 @@
         </w:tc>
       </w:tr>
       <w:tr>
-        <w:tblPrEx>
-          <w:tblCellMar>
-            <w:top w:w="0" w:type="dxa"/>
-            <w:bottom w:w="0" w:type="dxa"/>
-          </w:tblCellMar>
-        </w:tblPrEx>
         <w:tc>
           <w:tcPr>
             <w:tcW w:w="0" w:type="auto"/>
@@ -892,12 +826,6 @@
         </w:tc>
       </w:tr>
       <w:tr>
-        <w:tblPrEx>
-          <w:tblCellMar>
-            <w:top w:w="0" w:type="dxa"/>
-            <w:bottom w:w="0" w:type="dxa"/>
-          </w:tblCellMar>
-        </w:tblPrEx>
         <w:tc>
           <w:tcPr>
             <w:tcW w:w="0" w:type="auto"/>
@@ -970,12 +898,6 @@
         </w:tc>
       </w:tr>
       <w:tr>
-        <w:tblPrEx>
-          <w:tblCellMar>
-            <w:top w:w="0" w:type="dxa"/>
-            <w:bottom w:w="0" w:type="dxa"/>
-          </w:tblCellMar>
-        </w:tblPrEx>
         <w:tc>
           <w:tcPr>
             <w:tcW w:w="0" w:type="auto"/>
@@ -2044,12 +1966,6 @@
         <w:gridCol w:w="1074"/>
       </w:tblGrid>
       <w:tr>
-        <w:tblPrEx>
-          <w:tblCellMar>
-            <w:top w:w="0" w:type="dxa"/>
-            <w:bottom w:w="0" w:type="dxa"/>
-          </w:tblCellMar>
-        </w:tblPrEx>
         <w:tc>
           <w:tcPr>
             <w:tcW w:w="0" w:type="auto"/>
@@ -2155,12 +2071,6 @@
         </w:tc>
       </w:tr>
       <w:tr>
-        <w:tblPrEx>
-          <w:tblCellMar>
-            <w:top w:w="0" w:type="dxa"/>
-            <w:bottom w:w="0" w:type="dxa"/>
-          </w:tblCellMar>
-        </w:tblPrEx>
         <w:tc>
           <w:tcPr>
             <w:tcW w:w="0" w:type="auto"/>
@@ -2252,12 +2162,6 @@
         </w:tc>
       </w:tr>
       <w:tr>
-        <w:tblPrEx>
-          <w:tblCellMar>
-            <w:top w:w="0" w:type="dxa"/>
-            <w:bottom w:w="0" w:type="dxa"/>
-          </w:tblCellMar>
-        </w:tblPrEx>
         <w:tc>
           <w:tcPr>
             <w:tcW w:w="0" w:type="auto"/>
@@ -2361,12 +2265,6 @@
         </w:tc>
       </w:tr>
       <w:tr>
-        <w:tblPrEx>
-          <w:tblCellMar>
-            <w:top w:w="0" w:type="dxa"/>
-            <w:bottom w:w="0" w:type="dxa"/>
-          </w:tblCellMar>
-        </w:tblPrEx>
         <w:tc>
           <w:tcPr>
             <w:tcW w:w="0" w:type="auto"/>
@@ -2446,12 +2344,6 @@
         </w:tc>
       </w:tr>
       <w:tr>
-        <w:tblPrEx>
-          <w:tblCellMar>
-            <w:top w:w="0" w:type="dxa"/>
-            <w:bottom w:w="0" w:type="dxa"/>
-          </w:tblCellMar>
-        </w:tblPrEx>
         <w:tc>
           <w:tcPr>
             <w:tcW w:w="0" w:type="auto"/>
@@ -2543,12 +2435,6 @@
         </w:tc>
       </w:tr>
       <w:tr>
-        <w:tblPrEx>
-          <w:tblCellMar>
-            <w:top w:w="0" w:type="dxa"/>
-            <w:bottom w:w="0" w:type="dxa"/>
-          </w:tblCellMar>
-        </w:tblPrEx>
         <w:tc>
           <w:tcPr>
             <w:tcW w:w="0" w:type="auto"/>
@@ -2652,12 +2538,6 @@
         </w:tc>
       </w:tr>
       <w:tr>
-        <w:tblPrEx>
-          <w:tblCellMar>
-            <w:top w:w="0" w:type="dxa"/>
-            <w:bottom w:w="0" w:type="dxa"/>
-          </w:tblCellMar>
-        </w:tblPrEx>
         <w:tc>
           <w:tcPr>
             <w:tcW w:w="0" w:type="auto"/>
@@ -2743,12 +2623,6 @@
         </w:tc>
       </w:tr>
       <w:tr>
-        <w:tblPrEx>
-          <w:tblCellMar>
-            <w:top w:w="0" w:type="dxa"/>
-            <w:bottom w:w="0" w:type="dxa"/>
-          </w:tblCellMar>
-        </w:tblPrEx>
         <w:tc>
           <w:tcPr>
             <w:tcW w:w="0" w:type="auto"/>
@@ -2846,12 +2720,6 @@
         </w:tc>
       </w:tr>
       <w:tr>
-        <w:tblPrEx>
-          <w:tblCellMar>
-            <w:top w:w="0" w:type="dxa"/>
-            <w:bottom w:w="0" w:type="dxa"/>
-          </w:tblCellMar>
-        </w:tblPrEx>
         <w:tc>
           <w:tcPr>
             <w:tcW w:w="0" w:type="auto"/>
@@ -2943,12 +2811,6 @@
         </w:tc>
       </w:tr>
       <w:tr>
-        <w:tblPrEx>
-          <w:tblCellMar>
-            <w:top w:w="0" w:type="dxa"/>
-            <w:bottom w:w="0" w:type="dxa"/>
-          </w:tblCellMar>
-        </w:tblPrEx>
         <w:tc>
           <w:tcPr>
             <w:tcW w:w="0" w:type="auto"/>
@@ -3028,12 +2890,6 @@
         </w:tc>
       </w:tr>
       <w:tr>
-        <w:tblPrEx>
-          <w:tblCellMar>
-            <w:top w:w="0" w:type="dxa"/>
-            <w:bottom w:w="0" w:type="dxa"/>
-          </w:tblCellMar>
-        </w:tblPrEx>
         <w:tc>
           <w:tcPr>
             <w:tcW w:w="0" w:type="auto"/>
@@ -3114,12 +2970,6 @@
         </w:tc>
       </w:tr>
       <w:tr>
-        <w:tblPrEx>
-          <w:tblCellMar>
-            <w:top w:w="0" w:type="dxa"/>
-            <w:bottom w:w="0" w:type="dxa"/>
-          </w:tblCellMar>
-        </w:tblPrEx>
         <w:tc>
           <w:tcPr>
             <w:tcW w:w="0" w:type="auto"/>
@@ -3199,12 +3049,6 @@
         </w:tc>
       </w:tr>
       <w:tr>
-        <w:tblPrEx>
-          <w:tblCellMar>
-            <w:top w:w="0" w:type="dxa"/>
-            <w:bottom w:w="0" w:type="dxa"/>
-          </w:tblCellMar>
-        </w:tblPrEx>
         <w:tc>
           <w:tcPr>
             <w:tcW w:w="0" w:type="auto"/>
@@ -3304,12 +3148,6 @@
         </w:tc>
       </w:tr>
       <w:tr>
-        <w:tblPrEx>
-          <w:tblCellMar>
-            <w:top w:w="0" w:type="dxa"/>
-            <w:bottom w:w="0" w:type="dxa"/>
-          </w:tblCellMar>
-        </w:tblPrEx>
         <w:tc>
           <w:tcPr>
             <w:tcW w:w="0" w:type="auto"/>
@@ -3409,12 +3247,6 @@
         </w:tc>
       </w:tr>
       <w:tr>
-        <w:tblPrEx>
-          <w:tblCellMar>
-            <w:top w:w="0" w:type="dxa"/>
-            <w:bottom w:w="0" w:type="dxa"/>
-          </w:tblCellMar>
-        </w:tblPrEx>
         <w:tc>
           <w:tcPr>
             <w:tcW w:w="0" w:type="auto"/>
@@ -3512,12 +3344,6 @@
         </w:tc>
       </w:tr>
       <w:tr>
-        <w:tblPrEx>
-          <w:tblCellMar>
-            <w:top w:w="0" w:type="dxa"/>
-            <w:bottom w:w="0" w:type="dxa"/>
-          </w:tblCellMar>
-        </w:tblPrEx>
         <w:tc>
           <w:tcPr>
             <w:tcW w:w="0" w:type="auto"/>
@@ -3609,12 +3435,6 @@
         </w:tc>
       </w:tr>
       <w:tr>
-        <w:tblPrEx>
-          <w:tblCellMar>
-            <w:top w:w="0" w:type="dxa"/>
-            <w:bottom w:w="0" w:type="dxa"/>
-          </w:tblCellMar>
-        </w:tblPrEx>
         <w:tc>
           <w:tcPr>
             <w:tcW w:w="0" w:type="auto"/>
@@ -3694,12 +3514,6 @@
         </w:tc>
       </w:tr>
       <w:tr>
-        <w:tblPrEx>
-          <w:tblCellMar>
-            <w:top w:w="0" w:type="dxa"/>
-            <w:bottom w:w="0" w:type="dxa"/>
-          </w:tblCellMar>
-        </w:tblPrEx>
         <w:tc>
           <w:tcPr>
             <w:tcW w:w="0" w:type="auto"/>
@@ -3785,12 +3599,6 @@
         </w:tc>
       </w:tr>
       <w:tr>
-        <w:tblPrEx>
-          <w:tblCellMar>
-            <w:top w:w="0" w:type="dxa"/>
-            <w:bottom w:w="0" w:type="dxa"/>
-          </w:tblCellMar>
-        </w:tblPrEx>
         <w:tc>
           <w:tcPr>
             <w:tcW w:w="0" w:type="auto"/>
@@ -3870,12 +3678,6 @@
         </w:tc>
       </w:tr>
       <w:tr>
-        <w:tblPrEx>
-          <w:tblCellMar>
-            <w:top w:w="0" w:type="dxa"/>
-            <w:bottom w:w="0" w:type="dxa"/>
-          </w:tblCellMar>
-        </w:tblPrEx>
         <w:tc>
           <w:tcPr>
             <w:tcW w:w="0" w:type="auto"/>
@@ -3967,12 +3769,6 @@
         </w:tc>
       </w:tr>
       <w:tr>
-        <w:tblPrEx>
-          <w:tblCellMar>
-            <w:top w:w="0" w:type="dxa"/>
-            <w:bottom w:w="0" w:type="dxa"/>
-          </w:tblCellMar>
-        </w:tblPrEx>
         <w:tc>
           <w:tcPr>
             <w:tcW w:w="0" w:type="auto"/>
@@ -4064,12 +3860,6 @@
         </w:tc>
       </w:tr>
       <w:tr>
-        <w:tblPrEx>
-          <w:tblCellMar>
-            <w:top w:w="0" w:type="dxa"/>
-            <w:bottom w:w="0" w:type="dxa"/>
-          </w:tblCellMar>
-        </w:tblPrEx>
         <w:tc>
           <w:tcPr>
             <w:tcW w:w="0" w:type="auto"/>
@@ -4149,12 +3939,6 @@
         </w:tc>
       </w:tr>
       <w:tr>
-        <w:tblPrEx>
-          <w:tblCellMar>
-            <w:top w:w="0" w:type="dxa"/>
-            <w:bottom w:w="0" w:type="dxa"/>
-          </w:tblCellMar>
-        </w:tblPrEx>
         <w:tc>
           <w:tcPr>
             <w:tcW w:w="0" w:type="auto"/>
@@ -4294,12 +4078,6 @@
         <w:gridCol w:w="225"/>
       </w:tblGrid>
       <w:tr>
-        <w:tblPrEx>
-          <w:tblCellMar>
-            <w:top w:w="0" w:type="dxa"/>
-            <w:bottom w:w="0" w:type="dxa"/>
-          </w:tblCellMar>
-        </w:tblPrEx>
         <w:tc>
           <w:tcPr>
             <w:tcW w:w="0" w:type="auto"/>
@@ -4399,12 +4177,6 @@
         </w:tc>
       </w:tr>
       <w:tr>
-        <w:tblPrEx>
-          <w:tblCellMar>
-            <w:top w:w="0" w:type="dxa"/>
-            <w:bottom w:w="0" w:type="dxa"/>
-          </w:tblCellMar>
-        </w:tblPrEx>
         <w:tc>
           <w:tcPr>
             <w:tcW w:w="0" w:type="auto"/>
@@ -4478,12 +4250,6 @@
         </w:tc>
       </w:tr>
       <w:tr>
-        <w:tblPrEx>
-          <w:tblCellMar>
-            <w:top w:w="0" w:type="dxa"/>
-            <w:bottom w:w="0" w:type="dxa"/>
-          </w:tblCellMar>
-        </w:tblPrEx>
         <w:tc>
           <w:tcPr>
             <w:tcW w:w="0" w:type="auto"/>
@@ -4557,12 +4323,6 @@
         </w:tc>
       </w:tr>
       <w:tr>
-        <w:tblPrEx>
-          <w:tblCellMar>
-            <w:top w:w="0" w:type="dxa"/>
-            <w:bottom w:w="0" w:type="dxa"/>
-          </w:tblCellMar>
-        </w:tblPrEx>
         <w:tc>
           <w:tcPr>
             <w:tcW w:w="0" w:type="auto"/>
@@ -4636,12 +4396,6 @@
         </w:tc>
       </w:tr>
       <w:tr>
-        <w:tblPrEx>
-          <w:tblCellMar>
-            <w:top w:w="0" w:type="dxa"/>
-            <w:bottom w:w="0" w:type="dxa"/>
-          </w:tblCellMar>
-        </w:tblPrEx>
         <w:tc>
           <w:tcPr>
             <w:tcW w:w="0" w:type="auto"/>
@@ -4727,12 +4481,6 @@
         </w:tc>
       </w:tr>
       <w:tr>
-        <w:tblPrEx>
-          <w:tblCellMar>
-            <w:top w:w="0" w:type="dxa"/>
-            <w:bottom w:w="0" w:type="dxa"/>
-          </w:tblCellMar>
-        </w:tblPrEx>
         <w:tc>
           <w:tcPr>
             <w:tcW w:w="0" w:type="auto"/>
@@ -4830,12 +4578,6 @@
         </w:tc>
       </w:tr>
       <w:tr>
-        <w:tblPrEx>
-          <w:tblCellMar>
-            <w:top w:w="0" w:type="dxa"/>
-            <w:bottom w:w="0" w:type="dxa"/>
-          </w:tblCellMar>
-        </w:tblPrEx>
         <w:tc>
           <w:tcPr>
             <w:tcW w:w="0" w:type="auto"/>
@@ -4915,12 +4657,6 @@
         </w:tc>
       </w:tr>
       <w:tr>
-        <w:tblPrEx>
-          <w:tblCellMar>
-            <w:top w:w="0" w:type="dxa"/>
-            <w:bottom w:w="0" w:type="dxa"/>
-          </w:tblCellMar>
-        </w:tblPrEx>
         <w:tc>
           <w:tcPr>
             <w:tcW w:w="0" w:type="auto"/>
@@ -5012,12 +4748,6 @@
         </w:tc>
       </w:tr>
       <w:tr>
-        <w:tblPrEx>
-          <w:tblCellMar>
-            <w:top w:w="0" w:type="dxa"/>
-            <w:bottom w:w="0" w:type="dxa"/>
-          </w:tblCellMar>
-        </w:tblPrEx>
         <w:tc>
           <w:tcPr>
             <w:tcW w:w="0" w:type="auto"/>
@@ -5103,12 +4833,6 @@
         </w:tc>
       </w:tr>
       <w:tr>
-        <w:tblPrEx>
-          <w:tblCellMar>
-            <w:top w:w="0" w:type="dxa"/>
-            <w:bottom w:w="0" w:type="dxa"/>
-          </w:tblCellMar>
-        </w:tblPrEx>
         <w:tc>
           <w:tcPr>
             <w:tcW w:w="0" w:type="auto"/>
@@ -5182,12 +4906,6 @@
         </w:tc>
       </w:tr>
       <w:tr>
-        <w:tblPrEx>
-          <w:tblCellMar>
-            <w:top w:w="0" w:type="dxa"/>
-            <w:bottom w:w="0" w:type="dxa"/>
-          </w:tblCellMar>
-        </w:tblPrEx>
         <w:tc>
           <w:tcPr>
             <w:tcW w:w="0" w:type="auto"/>
@@ -5273,12 +4991,6 @@
         </w:tc>
       </w:tr>
       <w:tr>
-        <w:tblPrEx>
-          <w:tblCellMar>
-            <w:top w:w="0" w:type="dxa"/>
-            <w:bottom w:w="0" w:type="dxa"/>
-          </w:tblCellMar>
-        </w:tblPrEx>
         <w:tc>
           <w:tcPr>
             <w:tcW w:w="0" w:type="auto"/>
@@ -5364,12 +5076,6 @@
         </w:tc>
       </w:tr>
       <w:tr>
-        <w:tblPrEx>
-          <w:tblCellMar>
-            <w:top w:w="0" w:type="dxa"/>
-            <w:bottom w:w="0" w:type="dxa"/>
-          </w:tblCellMar>
-        </w:tblPrEx>
         <w:tc>
           <w:tcPr>
             <w:tcW w:w="0" w:type="auto"/>
@@ -5456,12 +5162,6 @@
         </w:tc>
       </w:tr>
       <w:tr>
-        <w:tblPrEx>
-          <w:tblCellMar>
-            <w:top w:w="0" w:type="dxa"/>
-            <w:bottom w:w="0" w:type="dxa"/>
-          </w:tblCellMar>
-        </w:tblPrEx>
         <w:tc>
           <w:tcPr>
             <w:tcW w:w="0" w:type="auto"/>
@@ -5548,12 +5248,6 @@
         </w:tc>
       </w:tr>
       <w:tr>
-        <w:tblPrEx>
-          <w:tblCellMar>
-            <w:top w:w="0" w:type="dxa"/>
-            <w:bottom w:w="0" w:type="dxa"/>
-          </w:tblCellMar>
-        </w:tblPrEx>
         <w:tc>
           <w:tcPr>
             <w:tcW w:w="0" w:type="auto"/>
@@ -5645,12 +5339,6 @@
         </w:tc>
       </w:tr>
       <w:tr>
-        <w:tblPrEx>
-          <w:tblCellMar>
-            <w:top w:w="0" w:type="dxa"/>
-            <w:bottom w:w="0" w:type="dxa"/>
-          </w:tblCellMar>
-        </w:tblPrEx>
         <w:tc>
           <w:tcPr>
             <w:tcW w:w="0" w:type="auto"/>
@@ -5783,12 +5471,6 @@
         <w:gridCol w:w="571"/>
       </w:tblGrid>
       <w:tr>
-        <w:tblPrEx>
-          <w:tblCellMar>
-            <w:top w:w="0" w:type="dxa"/>
-            <w:bottom w:w="0" w:type="dxa"/>
-          </w:tblCellMar>
-        </w:tblPrEx>
         <w:tc>
           <w:tcPr>
             <w:tcW w:w="0" w:type="auto"/>
@@ -5882,12 +5564,6 @@
         </w:tc>
       </w:tr>
       <w:tr>
-        <w:tblPrEx>
-          <w:tblCellMar>
-            <w:top w:w="0" w:type="dxa"/>
-            <w:bottom w:w="0" w:type="dxa"/>
-          </w:tblCellMar>
-        </w:tblPrEx>
         <w:tc>
           <w:tcPr>
             <w:tcW w:w="0" w:type="auto"/>
@@ -5956,12 +5632,6 @@
         </w:tc>
       </w:tr>
       <w:tr>
-        <w:tblPrEx>
-          <w:tblCellMar>
-            <w:top w:w="0" w:type="dxa"/>
-            <w:bottom w:w="0" w:type="dxa"/>
-          </w:tblCellMar>
-        </w:tblPrEx>
         <w:tc>
           <w:tcPr>
             <w:tcW w:w="0" w:type="auto"/>
@@ -6029,12 +5699,6 @@
         </w:tc>
       </w:tr>
       <w:tr>
-        <w:tblPrEx>
-          <w:tblCellMar>
-            <w:top w:w="0" w:type="dxa"/>
-            <w:bottom w:w="0" w:type="dxa"/>
-          </w:tblCellMar>
-        </w:tblPrEx>
         <w:tc>
           <w:tcPr>
             <w:tcW w:w="0" w:type="auto"/>
@@ -6102,12 +5766,6 @@
         </w:tc>
       </w:tr>
       <w:tr>
-        <w:tblPrEx>
-          <w:tblCellMar>
-            <w:top w:w="0" w:type="dxa"/>
-            <w:bottom w:w="0" w:type="dxa"/>
-          </w:tblCellMar>
-        </w:tblPrEx>
         <w:tc>
           <w:tcPr>
             <w:tcW w:w="0" w:type="auto"/>
@@ -6175,12 +5833,6 @@
         </w:tc>
       </w:tr>
       <w:tr>
-        <w:tblPrEx>
-          <w:tblCellMar>
-            <w:top w:w="0" w:type="dxa"/>
-            <w:bottom w:w="0" w:type="dxa"/>
-          </w:tblCellMar>
-        </w:tblPrEx>
         <w:tc>
           <w:tcPr>
             <w:tcW w:w="0" w:type="auto"/>
@@ -6248,12 +5900,6 @@
         </w:tc>
       </w:tr>
       <w:tr>
-        <w:tblPrEx>
-          <w:tblCellMar>
-            <w:top w:w="0" w:type="dxa"/>
-            <w:bottom w:w="0" w:type="dxa"/>
-          </w:tblCellMar>
-        </w:tblPrEx>
         <w:tc>
           <w:tcPr>
             <w:tcW w:w="0" w:type="auto"/>
@@ -6333,12 +5979,6 @@
         </w:tc>
       </w:tr>
       <w:tr>
-        <w:tblPrEx>
-          <w:tblCellMar>
-            <w:top w:w="0" w:type="dxa"/>
-            <w:bottom w:w="0" w:type="dxa"/>
-          </w:tblCellMar>
-        </w:tblPrEx>
         <w:tc>
           <w:tcPr>
             <w:tcW w:w="0" w:type="auto"/>
@@ -6406,12 +6046,6 @@
         </w:tc>
       </w:tr>
       <w:tr>
-        <w:tblPrEx>
-          <w:tblCellMar>
-            <w:top w:w="0" w:type="dxa"/>
-            <w:bottom w:w="0" w:type="dxa"/>
-          </w:tblCellMar>
-        </w:tblPrEx>
         <w:tc>
           <w:tcPr>
             <w:tcW w:w="0" w:type="auto"/>
@@ -6479,12 +6113,6 @@
         </w:tc>
       </w:tr>
       <w:tr>
-        <w:tblPrEx>
-          <w:tblCellMar>
-            <w:top w:w="0" w:type="dxa"/>
-            <w:bottom w:w="0" w:type="dxa"/>
-          </w:tblCellMar>
-        </w:tblPrEx>
         <w:tc>
           <w:tcPr>
             <w:tcW w:w="0" w:type="auto"/>
@@ -6552,12 +6180,6 @@
         </w:tc>
       </w:tr>
       <w:tr>
-        <w:tblPrEx>
-          <w:tblCellMar>
-            <w:top w:w="0" w:type="dxa"/>
-            <w:bottom w:w="0" w:type="dxa"/>
-          </w:tblCellMar>
-        </w:tblPrEx>
         <w:tc>
           <w:tcPr>
             <w:tcW w:w="0" w:type="auto"/>
@@ -6625,12 +6247,6 @@
         </w:tc>
       </w:tr>
       <w:tr>
-        <w:tblPrEx>
-          <w:tblCellMar>
-            <w:top w:w="0" w:type="dxa"/>
-            <w:bottom w:w="0" w:type="dxa"/>
-          </w:tblCellMar>
-        </w:tblPrEx>
         <w:tc>
           <w:tcPr>
             <w:tcW w:w="0" w:type="auto"/>
@@ -6698,12 +6314,6 @@
         </w:tc>
       </w:tr>
       <w:tr>
-        <w:tblPrEx>
-          <w:tblCellMar>
-            <w:top w:w="0" w:type="dxa"/>
-            <w:bottom w:w="0" w:type="dxa"/>
-          </w:tblCellMar>
-        </w:tblPrEx>
         <w:tc>
           <w:tcPr>
             <w:tcW w:w="0" w:type="auto"/>
@@ -6771,12 +6381,6 @@
         </w:tc>
       </w:tr>
       <w:tr>
-        <w:tblPrEx>
-          <w:tblCellMar>
-            <w:top w:w="0" w:type="dxa"/>
-            <w:bottom w:w="0" w:type="dxa"/>
-          </w:tblCellMar>
-        </w:tblPrEx>
         <w:tc>
           <w:tcPr>
             <w:tcW w:w="0" w:type="auto"/>
@@ -6844,12 +6448,6 @@
         </w:tc>
       </w:tr>
       <w:tr>
-        <w:tblPrEx>
-          <w:tblCellMar>
-            <w:top w:w="0" w:type="dxa"/>
-            <w:bottom w:w="0" w:type="dxa"/>
-          </w:tblCellMar>
-        </w:tblPrEx>
         <w:tc>
           <w:tcPr>
             <w:tcW w:w="0" w:type="auto"/>
@@ -6917,12 +6515,6 @@
         </w:tc>
       </w:tr>
       <w:tr>
-        <w:tblPrEx>
-          <w:tblCellMar>
-            <w:top w:w="0" w:type="dxa"/>
-            <w:bottom w:w="0" w:type="dxa"/>
-          </w:tblCellMar>
-        </w:tblPrEx>
         <w:tc>
           <w:tcPr>
             <w:tcW w:w="0" w:type="auto"/>
@@ -6990,12 +6582,6 @@
         </w:tc>
       </w:tr>
       <w:tr>
-        <w:tblPrEx>
-          <w:tblCellMar>
-            <w:top w:w="0" w:type="dxa"/>
-            <w:bottom w:w="0" w:type="dxa"/>
-          </w:tblCellMar>
-        </w:tblPrEx>
         <w:tc>
           <w:tcPr>
             <w:tcW w:w="0" w:type="auto"/>
@@ -7063,12 +6649,6 @@
         </w:tc>
       </w:tr>
       <w:tr>
-        <w:tblPrEx>
-          <w:tblCellMar>
-            <w:top w:w="0" w:type="dxa"/>
-            <w:bottom w:w="0" w:type="dxa"/>
-          </w:tblCellMar>
-        </w:tblPrEx>
         <w:tc>
           <w:tcPr>
             <w:tcW w:w="0" w:type="auto"/>
@@ -7136,12 +6716,6 @@
         </w:tc>
       </w:tr>
       <w:tr>
-        <w:tblPrEx>
-          <w:tblCellMar>
-            <w:top w:w="0" w:type="dxa"/>
-            <w:bottom w:w="0" w:type="dxa"/>
-          </w:tblCellMar>
-        </w:tblPrEx>
         <w:tc>
           <w:tcPr>
             <w:tcW w:w="0" w:type="auto"/>
@@ -7209,12 +6783,6 @@
         </w:tc>
       </w:tr>
       <w:tr>
-        <w:tblPrEx>
-          <w:tblCellMar>
-            <w:top w:w="0" w:type="dxa"/>
-            <w:bottom w:w="0" w:type="dxa"/>
-          </w:tblCellMar>
-        </w:tblPrEx>
         <w:tc>
           <w:tcPr>
             <w:tcW w:w="0" w:type="auto"/>
@@ -7361,12 +6929,6 @@
         <w:gridCol w:w="3299"/>
       </w:tblGrid>
       <w:tr>
-        <w:tblPrEx>
-          <w:tblCellMar>
-            <w:top w:w="0" w:type="dxa"/>
-            <w:bottom w:w="0" w:type="dxa"/>
-          </w:tblCellMar>
-        </w:tblPrEx>
         <w:tc>
           <w:tcPr>
             <w:tcW w:w="0" w:type="auto"/>
@@ -7414,12 +6976,6 @@
         </w:tc>
       </w:tr>
       <w:tr>
-        <w:tblPrEx>
-          <w:tblCellMar>
-            <w:top w:w="0" w:type="dxa"/>
-            <w:bottom w:w="0" w:type="dxa"/>
-          </w:tblCellMar>
-        </w:tblPrEx>
         <w:tc>
           <w:tcPr>
             <w:tcW w:w="0" w:type="auto"/>
@@ -7479,12 +7035,6 @@
         </w:tc>
       </w:tr>
       <w:tr>
-        <w:tblPrEx>
-          <w:tblCellMar>
-            <w:top w:w="0" w:type="dxa"/>
-            <w:bottom w:w="0" w:type="dxa"/>
-          </w:tblCellMar>
-        </w:tblPrEx>
         <w:tc>
           <w:tcPr>
             <w:tcW w:w="0" w:type="auto"/>
@@ -7544,12 +7094,6 @@
         </w:tc>
       </w:tr>
       <w:tr>
-        <w:tblPrEx>
-          <w:tblCellMar>
-            <w:top w:w="0" w:type="dxa"/>
-            <w:bottom w:w="0" w:type="dxa"/>
-          </w:tblCellMar>
-        </w:tblPrEx>
         <w:tc>
           <w:tcPr>
             <w:tcW w:w="0" w:type="auto"/>
@@ -7615,12 +7159,6 @@
         </w:tc>
       </w:tr>
       <w:tr>
-        <w:tblPrEx>
-          <w:tblCellMar>
-            <w:top w:w="0" w:type="dxa"/>
-            <w:bottom w:w="0" w:type="dxa"/>
-          </w:tblCellMar>
-        </w:tblPrEx>
         <w:tc>
           <w:tcPr>
             <w:tcW w:w="0" w:type="auto"/>
@@ -7706,12 +7244,6 @@
         <w:gridCol w:w="1855"/>
       </w:tblGrid>
       <w:tr>
-        <w:tblPrEx>
-          <w:tblCellMar>
-            <w:top w:w="0" w:type="dxa"/>
-            <w:bottom w:w="0" w:type="dxa"/>
-          </w:tblCellMar>
-        </w:tblPrEx>
         <w:tc>
           <w:tcPr>
             <w:tcW w:w="0" w:type="auto"/>
@@ -7759,12 +7291,6 @@
         </w:tc>
       </w:tr>
       <w:tr>
-        <w:tblPrEx>
-          <w:tblCellMar>
-            <w:top w:w="0" w:type="dxa"/>
-            <w:bottom w:w="0" w:type="dxa"/>
-          </w:tblCellMar>
-        </w:tblPrEx>
         <w:tc>
           <w:tcPr>
             <w:tcW w:w="0" w:type="auto"/>
@@ -7824,12 +7350,6 @@
         </w:tc>
       </w:tr>
       <w:tr>
-        <w:tblPrEx>
-          <w:tblCellMar>
-            <w:top w:w="0" w:type="dxa"/>
-            <w:bottom w:w="0" w:type="dxa"/>
-          </w:tblCellMar>
-        </w:tblPrEx>
         <w:tc>
           <w:tcPr>
             <w:tcW w:w="0" w:type="auto"/>
@@ -7889,12 +7409,6 @@
         </w:tc>
       </w:tr>
       <w:tr>
-        <w:tblPrEx>
-          <w:tblCellMar>
-            <w:top w:w="0" w:type="dxa"/>
-            <w:bottom w:w="0" w:type="dxa"/>
-          </w:tblCellMar>
-        </w:tblPrEx>
         <w:tc>
           <w:tcPr>
             <w:tcW w:w="0" w:type="auto"/>
@@ -7957,9 +7471,6 @@
     <w:p>
       <w:pPr>
         <w:spacing w:after="40"/>
-        <w:rPr>
-          <w:rFonts w:hint="eastAsia"/>
-        </w:rPr>
       </w:pPr>
     </w:p>
     <w:p>
@@ -7993,492 +7504,63 @@
     </w:p>
     <w:p>
       <w:pPr>
-        <w:spacing w:after="20"/>
-      </w:pPr>
-      <w:r>
-        <w:rPr>
-          <w:rFonts w:ascii="Courier New" w:hAnsi="Courier New"/>
-          <w:sz w:val="18"/>
-        </w:rPr>
-        <w:t>委托号</w:t>
-      </w:r>
-      <w:r>
-        <w:rPr>
-          <w:rFonts w:ascii="Courier New" w:hAnsi="Courier New"/>
-          <w:sz w:val="18"/>
-        </w:rPr>
-        <w:t>: WT250946130</w:t>
-      </w:r>
-    </w:p>
-    <w:p>
-      <w:pPr>
-        <w:spacing w:after="20"/>
-      </w:pPr>
-      <w:r>
-        <w:rPr>
-          <w:rFonts w:ascii="Courier New" w:hAnsi="Courier New"/>
-          <w:sz w:val="18"/>
-        </w:rPr>
-        <w:t>委托状态</w:t>
-      </w:r>
-      <w:r>
-        <w:rPr>
-          <w:rFonts w:ascii="Courier New" w:hAnsi="Courier New"/>
-          <w:sz w:val="18"/>
-        </w:rPr>
-        <w:t xml:space="preserve">: </w:t>
-      </w:r>
-      <w:r>
-        <w:rPr>
-          <w:rFonts w:ascii="Courier New" w:hAnsi="Courier New"/>
-          <w:sz w:val="18"/>
-        </w:rPr>
-        <w:t>委托受理</w:t>
-      </w:r>
-    </w:p>
-    <w:p>
-      <w:pPr>
-        <w:spacing w:after="20"/>
-      </w:pPr>
-      <w:r>
-        <w:rPr>
-          <w:rFonts w:ascii="Courier New" w:hAnsi="Courier New"/>
-          <w:sz w:val="18"/>
-        </w:rPr>
-        <w:t>承运人</w:t>
-      </w:r>
-      <w:r>
-        <w:rPr>
-          <w:rFonts w:ascii="Courier New" w:hAnsi="Courier New"/>
-          <w:sz w:val="18"/>
-        </w:rPr>
-        <w:t>: EVG</w:t>
-      </w:r>
-    </w:p>
-    <w:p>
-      <w:pPr>
-        <w:spacing w:after="20"/>
-      </w:pPr>
-      <w:r>
-        <w:rPr>
-          <w:rFonts w:ascii="Courier New" w:hAnsi="Courier New"/>
-          <w:sz w:val="18"/>
-        </w:rPr>
-        <w:t>船名</w:t>
-      </w:r>
-      <w:r>
-        <w:rPr>
-          <w:rFonts w:ascii="Courier New" w:hAnsi="Courier New"/>
-          <w:sz w:val="18"/>
-        </w:rPr>
-        <w:t>/</w:t>
-      </w:r>
-      <w:r>
-        <w:rPr>
-          <w:rFonts w:ascii="Courier New" w:hAnsi="Courier New"/>
-          <w:sz w:val="18"/>
-        </w:rPr>
-        <w:t>班名</w:t>
-      </w:r>
-      <w:r>
-        <w:rPr>
-          <w:rFonts w:ascii="Courier New" w:hAnsi="Courier New"/>
-          <w:sz w:val="18"/>
-        </w:rPr>
-        <w:t>: COSCO EXCELLENCE</w:t>
-      </w:r>
-    </w:p>
-    <w:p>
-      <w:pPr>
-        <w:spacing w:after="20"/>
-      </w:pPr>
-      <w:r>
-        <w:rPr>
-          <w:rFonts w:ascii="Courier New" w:hAnsi="Courier New"/>
-          <w:sz w:val="18"/>
-        </w:rPr>
-        <w:t>实际航班</w:t>
-      </w:r>
-      <w:r>
-        <w:rPr>
-          <w:rFonts w:ascii="Courier New" w:hAnsi="Courier New"/>
-          <w:sz w:val="18"/>
-        </w:rPr>
-        <w:t>/</w:t>
-      </w:r>
-      <w:r>
-        <w:rPr>
-          <w:rFonts w:ascii="Courier New" w:hAnsi="Courier New"/>
-          <w:sz w:val="18"/>
-        </w:rPr>
-        <w:t>航次</w:t>
-      </w:r>
-      <w:r>
-        <w:rPr>
-          <w:rFonts w:ascii="Courier New" w:hAnsi="Courier New"/>
-          <w:sz w:val="18"/>
-        </w:rPr>
-        <w:t>: 074W</w:t>
-      </w:r>
-    </w:p>
-    <w:p>
-      <w:pPr>
-        <w:spacing w:after="20"/>
-      </w:pPr>
-      <w:r>
-        <w:rPr>
-          <w:rFonts w:ascii="Courier New" w:hAnsi="Courier New"/>
-          <w:sz w:val="18"/>
-        </w:rPr>
-        <w:t>航线</w:t>
-      </w:r>
-      <w:r>
-        <w:rPr>
-          <w:rFonts w:ascii="Courier New" w:hAnsi="Courier New"/>
-          <w:sz w:val="18"/>
-        </w:rPr>
-        <w:t>/</w:t>
-      </w:r>
-      <w:r>
-        <w:rPr>
-          <w:rFonts w:ascii="Courier New" w:hAnsi="Courier New"/>
-          <w:sz w:val="18"/>
-        </w:rPr>
-        <w:t>航向</w:t>
-      </w:r>
-      <w:r>
-        <w:rPr>
-          <w:rFonts w:ascii="Courier New" w:hAnsi="Courier New"/>
-          <w:sz w:val="18"/>
-        </w:rPr>
-        <w:t>: AEU</w:t>
-      </w:r>
-      <w:r>
-        <w:rPr>
-          <w:rFonts w:ascii="Courier New" w:hAnsi="Courier New"/>
-          <w:sz w:val="18"/>
-        </w:rPr>
-        <w:t>（亚洲</w:t>
-      </w:r>
-      <w:r>
-        <w:rPr>
-          <w:rFonts w:ascii="Courier New" w:hAnsi="Courier New"/>
-          <w:sz w:val="18"/>
-        </w:rPr>
-        <w:t>/</w:t>
-      </w:r>
-      <w:r>
-        <w:rPr>
-          <w:rFonts w:ascii="Courier New" w:hAnsi="Courier New"/>
-          <w:sz w:val="18"/>
-        </w:rPr>
-        <w:t>西北欧航线）</w:t>
-      </w:r>
-      <w:r>
-        <w:rPr>
-          <w:rFonts w:ascii="Courier New" w:hAnsi="Courier New"/>
-          <w:sz w:val="18"/>
-        </w:rPr>
-        <w:t>/</w:t>
-      </w:r>
-      <w:r>
-        <w:rPr>
-          <w:rFonts w:ascii="Courier New" w:hAnsi="Courier New"/>
-          <w:sz w:val="18"/>
-        </w:rPr>
-        <w:t>西</w:t>
-      </w:r>
-    </w:p>
-    <w:p>
-      <w:pPr>
-        <w:spacing w:after="20"/>
-      </w:pPr>
-      <w:r>
-        <w:rPr>
-          <w:rFonts w:ascii="Courier New" w:hAnsi="Courier New"/>
-          <w:sz w:val="18"/>
-        </w:rPr>
-        <w:t>箱型箱量</w:t>
-      </w:r>
-      <w:r>
-        <w:rPr>
-          <w:rFonts w:ascii="Courier New" w:hAnsi="Courier New"/>
-          <w:sz w:val="18"/>
-        </w:rPr>
-        <w:t>: 20GP×1</w:t>
-      </w:r>
-    </w:p>
-    <w:p>
-      <w:pPr>
-        <w:spacing w:after="20"/>
-      </w:pPr>
-      <w:r>
-        <w:rPr>
-          <w:rFonts w:ascii="Courier New" w:hAnsi="Courier New"/>
-          <w:sz w:val="18"/>
+        <w:spacing w:after="80"/>
+      </w:pPr>
+      <w:r>
+        <w:rPr>
+          <w:noProof/>
         </w:rPr>
         <w:lastRenderedPageBreak/>
-        <w:t>箱号</w:t>
-      </w:r>
-      <w:r>
-        <w:rPr>
-          <w:rFonts w:ascii="Courier New" w:hAnsi="Courier New"/>
-          <w:sz w:val="18"/>
-        </w:rPr>
-        <w:t>: TLLU2012711</w:t>
-      </w:r>
-    </w:p>
-    <w:p>
-      <w:pPr>
-        <w:spacing w:after="20"/>
-      </w:pPr>
-      <w:r>
-        <w:rPr>
-          <w:rFonts w:ascii="Courier New" w:hAnsi="Courier New"/>
-          <w:sz w:val="18"/>
-        </w:rPr>
-        <w:t>封号</w:t>
-      </w:r>
-      <w:r>
-        <w:rPr>
-          <w:rFonts w:ascii="Courier New" w:hAnsi="Courier New"/>
-          <w:sz w:val="18"/>
-        </w:rPr>
-        <w:t>: EMCSRK1294</w:t>
-      </w:r>
-    </w:p>
-    <w:p>
-      <w:pPr>
-        <w:spacing w:after="20"/>
-      </w:pPr>
-      <w:r>
-        <w:rPr>
-          <w:rFonts w:ascii="Courier New" w:hAnsi="Courier New"/>
-          <w:sz w:val="18"/>
-        </w:rPr>
-        <w:t>发货人</w:t>
-      </w:r>
-      <w:r>
-        <w:rPr>
-          <w:rFonts w:ascii="Courier New" w:hAnsi="Courier New"/>
-          <w:sz w:val="18"/>
-        </w:rPr>
-        <w:t>: EXPORT TRADING COMMODITIES VIETNAM LIMITED</w:t>
-      </w:r>
-    </w:p>
-    <w:p>
-      <w:pPr>
-        <w:spacing w:after="20"/>
-      </w:pPr>
-      <w:r>
-        <w:rPr>
-          <w:rFonts w:ascii="Courier New" w:hAnsi="Courier New"/>
-          <w:sz w:val="18"/>
-        </w:rPr>
-        <w:t>收货人</w:t>
-      </w:r>
-      <w:r>
-        <w:rPr>
-          <w:rFonts w:ascii="Courier New" w:hAnsi="Courier New"/>
-          <w:sz w:val="18"/>
-        </w:rPr>
-        <w:t>: TO ORDER</w:t>
-      </w:r>
-    </w:p>
-    <w:p>
-      <w:pPr>
-        <w:spacing w:after="20"/>
-      </w:pPr>
-      <w:r>
-        <w:rPr>
-          <w:rFonts w:ascii="Courier New" w:hAnsi="Courier New"/>
-          <w:sz w:val="18"/>
-        </w:rPr>
-        <w:t>订舱</w:t>
-      </w:r>
-      <w:r>
-        <w:rPr>
-          <w:rFonts w:ascii="Courier New" w:hAnsi="Courier New"/>
-          <w:sz w:val="18"/>
-        </w:rPr>
-        <w:t>-POL: VNSGN|HO CHI MINH CITY</w:t>
-      </w:r>
-    </w:p>
-    <w:p>
-      <w:pPr>
-        <w:spacing w:after="20"/>
-      </w:pPr>
-      <w:r>
-        <w:rPr>
-          <w:rFonts w:ascii="Courier New" w:hAnsi="Courier New"/>
-          <w:sz w:val="18"/>
-        </w:rPr>
-        <w:t>订舱</w:t>
-      </w:r>
-      <w:r>
-        <w:rPr>
-          <w:rFonts w:ascii="Courier New" w:hAnsi="Courier New"/>
-          <w:sz w:val="18"/>
-        </w:rPr>
-        <w:t>-POD: PLGDY|GDYNIA</w:t>
-      </w:r>
-    </w:p>
-    <w:p>
-      <w:pPr>
-        <w:spacing w:after="20"/>
-      </w:pPr>
-      <w:r>
-        <w:rPr>
-          <w:rFonts w:ascii="Courier New" w:hAnsi="Courier New"/>
-          <w:sz w:val="18"/>
-        </w:rPr>
-        <w:t>订舱</w:t>
-      </w:r>
-      <w:r>
-        <w:rPr>
-          <w:rFonts w:ascii="Courier New" w:hAnsi="Courier New"/>
-          <w:sz w:val="18"/>
-        </w:rPr>
-        <w:t>-</w:t>
-      </w:r>
-      <w:r>
-        <w:rPr>
-          <w:rFonts w:ascii="Courier New" w:hAnsi="Courier New"/>
-          <w:sz w:val="18"/>
-        </w:rPr>
-        <w:t>运输条款</w:t>
-      </w:r>
-      <w:r>
-        <w:rPr>
-          <w:rFonts w:ascii="Courier New" w:hAnsi="Courier New"/>
-          <w:sz w:val="18"/>
-        </w:rPr>
-        <w:t>: CY/CY</w:t>
-      </w:r>
-    </w:p>
-    <w:p>
-      <w:pPr>
-        <w:spacing w:after="20"/>
-      </w:pPr>
-      <w:r>
-        <w:rPr>
-          <w:rFonts w:ascii="Courier New" w:hAnsi="Courier New"/>
-          <w:sz w:val="18"/>
-        </w:rPr>
-        <w:t>英文品名</w:t>
-      </w:r>
-      <w:r>
-        <w:rPr>
-          <w:rFonts w:ascii="Courier New" w:hAnsi="Courier New"/>
-          <w:sz w:val="18"/>
-        </w:rPr>
-        <w:t>: CASHEW KERNELS WW320 VIETNAM ORIGIN</w:t>
-      </w:r>
-    </w:p>
-    <w:p>
-      <w:pPr>
-        <w:spacing w:after="20"/>
-      </w:pPr>
-      <w:r>
-        <w:rPr>
-          <w:rFonts w:ascii="Courier New" w:hAnsi="Courier New"/>
-          <w:sz w:val="18"/>
-        </w:rPr>
-        <w:t>委托件数</w:t>
-      </w:r>
-      <w:r>
-        <w:rPr>
-          <w:rFonts w:ascii="Courier New" w:hAnsi="Courier New"/>
-          <w:sz w:val="18"/>
-        </w:rPr>
-        <w:t>: 700</w:t>
-      </w:r>
-    </w:p>
-    <w:p>
-      <w:pPr>
-        <w:spacing w:after="20"/>
-      </w:pPr>
-      <w:r>
-        <w:rPr>
-          <w:rFonts w:ascii="Courier New" w:hAnsi="Courier New"/>
-          <w:sz w:val="18"/>
-        </w:rPr>
-        <w:t>委托毛重</w:t>
-      </w:r>
-      <w:r>
-        <w:rPr>
-          <w:rFonts w:ascii="Courier New" w:hAnsi="Courier New"/>
-          <w:sz w:val="18"/>
-        </w:rPr>
-        <w:t>: 16317 KG</w:t>
-      </w:r>
-    </w:p>
-    <w:p>
-      <w:pPr>
-        <w:spacing w:after="20"/>
-      </w:pPr>
-      <w:r>
-        <w:rPr>
-          <w:rFonts w:ascii="Courier New" w:hAnsi="Courier New"/>
-          <w:sz w:val="18"/>
-        </w:rPr>
-        <w:t>委托体积</w:t>
-      </w:r>
-      <w:r>
-        <w:rPr>
-          <w:rFonts w:ascii="Courier New" w:hAnsi="Courier New"/>
-          <w:sz w:val="18"/>
-        </w:rPr>
-        <w:t>: 25 CBM</w:t>
-      </w:r>
-    </w:p>
-    <w:p>
-      <w:pPr>
-        <w:spacing w:after="20"/>
-      </w:pPr>
-      <w:r>
-        <w:rPr>
-          <w:rFonts w:ascii="Courier New" w:hAnsi="Courier New"/>
-          <w:sz w:val="18"/>
-        </w:rPr>
-        <w:t>包装类型</w:t>
-      </w:r>
-      <w:r>
-        <w:rPr>
-          <w:rFonts w:ascii="Courier New" w:hAnsi="Courier New"/>
-          <w:sz w:val="18"/>
-        </w:rPr>
-        <w:t>: CARTON</w:t>
-      </w:r>
-    </w:p>
-    <w:p>
-      <w:pPr>
-        <w:spacing w:after="20"/>
-      </w:pPr>
-      <w:r>
-        <w:rPr>
-          <w:rFonts w:ascii="Courier New" w:hAnsi="Courier New"/>
-          <w:sz w:val="18"/>
-        </w:rPr>
-        <w:t>MB/L: 235501496609</w:t>
-      </w:r>
-    </w:p>
-    <w:p>
-      <w:pPr>
-        <w:spacing w:after="20"/>
-      </w:pPr>
-      <w:r>
-        <w:rPr>
-          <w:rFonts w:ascii="Courier New" w:hAnsi="Courier New"/>
-          <w:sz w:val="18"/>
-        </w:rPr>
-        <w:t>HS code: 08013200</w:t>
-      </w:r>
-    </w:p>
-    <w:p>
-      <w:pPr>
-        <w:spacing w:after="80"/>
-      </w:pPr>
+        <w:drawing>
+          <wp:anchor distT="0" distB="0" distL="114300" distR="114300" simplePos="0" relativeHeight="251659264" behindDoc="0" locked="0" layoutInCell="1" allowOverlap="1" wp14:anchorId="3A7702C3" wp14:editId="02B1D48D">
+            <wp:simplePos x="0" y="0"/>
+            <wp:positionH relativeFrom="column">
+              <wp:posOffset>-945419</wp:posOffset>
+            </wp:positionH>
+            <wp:positionV relativeFrom="paragraph">
+              <wp:posOffset>226695</wp:posOffset>
+            </wp:positionV>
+            <wp:extent cx="7240270" cy="3270885"/>
+            <wp:effectExtent l="0" t="0" r="13970" b="5715"/>
+            <wp:wrapTopAndBottom/>
+            <wp:docPr id="2" name="图片 1"/>
+            <wp:cNvGraphicFramePr>
+              <a:graphicFrameLocks xmlns:a="http://schemas.openxmlformats.org/drawingml/2006/main" noChangeAspect="1"/>
+            </wp:cNvGraphicFramePr>
+            <a:graphic xmlns:a="http://schemas.openxmlformats.org/drawingml/2006/main">
+              <a:graphicData uri="http://schemas.openxmlformats.org/drawingml/2006/picture">
+                <pic:pic xmlns:pic="http://schemas.openxmlformats.org/drawingml/2006/picture">
+                  <pic:nvPicPr>
+                    <pic:cNvPr id="2" name="图片 1"/>
+                    <pic:cNvPicPr>
+                      <a:picLocks noChangeAspect="1"/>
+                    </pic:cNvPicPr>
+                  </pic:nvPicPr>
+                  <pic:blipFill>
+                    <a:blip r:embed="rId5"/>
+                    <a:stretch>
+                      <a:fillRect/>
+                    </a:stretch>
+                  </pic:blipFill>
+                  <pic:spPr>
+                    <a:xfrm>
+                      <a:off x="0" y="0"/>
+                      <a:ext cx="7240270" cy="3270885"/>
+                    </a:xfrm>
+                    <a:prstGeom prst="rect">
+                      <a:avLst/>
+                    </a:prstGeom>
+                    <a:noFill/>
+                    <a:ln>
+                      <a:noFill/>
+                    </a:ln>
+                  </pic:spPr>
+                </pic:pic>
+              </a:graphicData>
+            </a:graphic>
+          </wp:anchor>
+        </w:drawing>
+      </w:r>
     </w:p>
     <w:p>
       <w:pPr>
@@ -8701,12 +7783,6 @@
         <w:gridCol w:w="5359"/>
       </w:tblGrid>
       <w:tr>
-        <w:tblPrEx>
-          <w:tblCellMar>
-            <w:top w:w="0" w:type="dxa"/>
-            <w:bottom w:w="0" w:type="dxa"/>
-          </w:tblCellMar>
-        </w:tblPrEx>
         <w:tc>
           <w:tcPr>
             <w:tcW w:w="0" w:type="auto"/>
@@ -8754,21 +7830,16 @@
         </w:tc>
       </w:tr>
       <w:tr>
-        <w:tblPrEx>
-          <w:tblCellMar>
-            <w:top w:w="0" w:type="dxa"/>
-            <w:bottom w:w="0" w:type="dxa"/>
-          </w:tblCellMar>
-        </w:tblPrEx>
-        <w:tc>
-          <w:tcPr>
-            <w:tcW w:w="0" w:type="auto"/>
-          </w:tcPr>
-          <w:p>
-            <w:r>
-              <w:rPr>
-                <w:sz w:val="20"/>
-              </w:rPr>
+        <w:tc>
+          <w:tcPr>
+            <w:tcW w:w="0" w:type="auto"/>
+          </w:tcPr>
+          <w:p>
+            <w:r>
+              <w:rPr>
+                <w:sz w:val="20"/>
+              </w:rPr>
+              <w:lastRenderedPageBreak/>
               <w:t>字段级识别准确率</w:t>
             </w:r>
           </w:p>
@@ -8807,12 +7878,6 @@
         </w:tc>
       </w:tr>
       <w:tr>
-        <w:tblPrEx>
-          <w:tblCellMar>
-            <w:top w:w="0" w:type="dxa"/>
-            <w:bottom w:w="0" w:type="dxa"/>
-          </w:tblCellMar>
-        </w:tblPrEx>
         <w:tc>
           <w:tcPr>
             <w:tcW w:w="0" w:type="auto"/>
@@ -8872,12 +7937,6 @@
         </w:tc>
       </w:tr>
       <w:tr>
-        <w:tblPrEx>
-          <w:tblCellMar>
-            <w:top w:w="0" w:type="dxa"/>
-            <w:bottom w:w="0" w:type="dxa"/>
-          </w:tblCellMar>
-        </w:tblPrEx>
         <w:tc>
           <w:tcPr>
             <w:tcW w:w="0" w:type="auto"/>
@@ -8946,7 +8005,6 @@
           <w:b/>
           <w:sz w:val="28"/>
         </w:rPr>
-        <w:lastRenderedPageBreak/>
         <w:t xml:space="preserve">5.3 </w:t>
       </w:r>
       <w:r>
@@ -9442,6 +8500,7 @@
           <w:rFonts w:ascii="Courier New" w:hAnsi="Courier New"/>
           <w:sz w:val="18"/>
         </w:rPr>
+        <w:lastRenderedPageBreak/>
         <w:t>print(f"</w:t>
       </w:r>
       <w:r>
@@ -9502,7 +8561,6 @@
           <w:rFonts w:ascii="Courier New" w:hAnsi="Courier New"/>
           <w:sz w:val="18"/>
         </w:rPr>
-        <w:lastRenderedPageBreak/>
         <w:t xml:space="preserve"># </w:t>
       </w:r>
       <w:r>
@@ -9993,9 +9051,6 @@
           <w:numId w:val="7"/>
         </w:numPr>
         <w:spacing w:after="40"/>
-        <w:rPr>
-          <w:rFonts w:hint="eastAsia"/>
-        </w:rPr>
       </w:pPr>
       <w:r>
         <w:t>项目合规：使用时需遵守宁波市高质量数据集建设揭榜挂帅项目相关规定</w:t>
@@ -10011,6 +9066,7 @@
           <w:b/>
           <w:sz w:val="28"/>
         </w:rPr>
+        <w:lastRenderedPageBreak/>
         <w:t xml:space="preserve">7.2 </w:t>
       </w:r>
       <w:r>
@@ -10058,7 +9114,6 @@
         <w:ind w:firstLineChars="200" w:firstLine="440"/>
       </w:pPr>
       <w:r>
-        <w:lastRenderedPageBreak/>
         <w:t xml:space="preserve">3. </w:t>
       </w:r>
       <w:r>
@@ -10068,9 +9123,6 @@
     <w:p>
       <w:pPr>
         <w:ind w:firstLineChars="200" w:firstLine="440"/>
-        <w:rPr>
-          <w:rFonts w:hint="eastAsia"/>
-        </w:rPr>
       </w:pPr>
       <w:r>
         <w:t xml:space="preserve">4. </w:t>

--- a/数据集说明文档.docx
+++ b/数据集说明文档.docx
@@ -7584,6 +7584,59 @@
     </w:p>
     <w:p>
       <w:pPr>
+        <w:spacing w:after="40"/>
+        <w:ind w:left="720"/>
+        <w:rPr>
+          <w:rFonts w:hint="eastAsia"/>
+        </w:rPr>
+      </w:pPr>
+      <w:r>
+        <w:rPr>
+          <w:rFonts w:ascii="SimSun" w:hAnsi="SimSun" w:cs="SimSun" w:hint="eastAsia"/>
+          <w:noProof/>
+          <w:color w:val="000000"/>
+        </w:rPr>
+        <w:drawing>
+          <wp:inline distT="0" distB="0" distL="114300" distR="114300" wp14:anchorId="3883A849" wp14:editId="2DDBD4AF">
+            <wp:extent cx="1153160" cy="1538605"/>
+            <wp:effectExtent l="0" t="0" r="5080" b="635"/>
+            <wp:docPr id="5" name="图片 5" descr="1001161866"/>
+            <wp:cNvGraphicFramePr>
+              <a:graphicFrameLocks xmlns:a="http://schemas.openxmlformats.org/drawingml/2006/main" noChangeAspect="1"/>
+            </wp:cNvGraphicFramePr>
+            <a:graphic xmlns:a="http://schemas.openxmlformats.org/drawingml/2006/main">
+              <a:graphicData uri="http://schemas.openxmlformats.org/drawingml/2006/picture">
+                <pic:pic xmlns:pic="http://schemas.openxmlformats.org/drawingml/2006/picture">
+                  <pic:nvPicPr>
+                    <pic:cNvPr id="5" name="图片 5" descr="1001161866"/>
+                    <pic:cNvPicPr>
+                      <a:picLocks noChangeAspect="1"/>
+                    </pic:cNvPicPr>
+                  </pic:nvPicPr>
+                  <pic:blipFill>
+                    <a:blip r:embed="rId6"/>
+                    <a:stretch>
+                      <a:fillRect/>
+                    </a:stretch>
+                  </pic:blipFill>
+                  <pic:spPr>
+                    <a:xfrm>
+                      <a:off x="0" y="0"/>
+                      <a:ext cx="1153160" cy="1538605"/>
+                    </a:xfrm>
+                    <a:prstGeom prst="rect">
+                      <a:avLst/>
+                    </a:prstGeom>
+                  </pic:spPr>
+                </pic:pic>
+              </a:graphicData>
+            </a:graphic>
+          </wp:inline>
+        </w:drawing>
+      </w:r>
+    </w:p>
+    <w:p>
+      <w:pPr>
         <w:numPr>
           <w:ilvl w:val="0"/>
           <w:numId w:val="3"/>
@@ -7596,6 +7649,59 @@
     </w:p>
     <w:p>
       <w:pPr>
+        <w:spacing w:after="40"/>
+        <w:ind w:left="720"/>
+        <w:rPr>
+          <w:rFonts w:hint="eastAsia"/>
+        </w:rPr>
+      </w:pPr>
+      <w:r>
+        <w:rPr>
+          <w:rFonts w:ascii="SimSun" w:hAnsi="SimSun" w:cs="SimSun" w:hint="eastAsia"/>
+          <w:noProof/>
+          <w:color w:val="000000"/>
+        </w:rPr>
+        <w:drawing>
+          <wp:inline distT="0" distB="0" distL="114300" distR="114300" wp14:anchorId="35C940F6" wp14:editId="04CDDE7C">
+            <wp:extent cx="958215" cy="2121535"/>
+            <wp:effectExtent l="0" t="0" r="1905" b="12065"/>
+            <wp:docPr id="42" name="图片 42" descr="3b9e7b0f25c72668d0a16d60b276a91"/>
+            <wp:cNvGraphicFramePr>
+              <a:graphicFrameLocks xmlns:a="http://schemas.openxmlformats.org/drawingml/2006/main" noChangeAspect="1"/>
+            </wp:cNvGraphicFramePr>
+            <a:graphic xmlns:a="http://schemas.openxmlformats.org/drawingml/2006/main">
+              <a:graphicData uri="http://schemas.openxmlformats.org/drawingml/2006/picture">
+                <pic:pic xmlns:pic="http://schemas.openxmlformats.org/drawingml/2006/picture">
+                  <pic:nvPicPr>
+                    <pic:cNvPr id="42" name="图片 42" descr="3b9e7b0f25c72668d0a16d60b276a91"/>
+                    <pic:cNvPicPr>
+                      <a:picLocks noChangeAspect="1"/>
+                    </pic:cNvPicPr>
+                  </pic:nvPicPr>
+                  <pic:blipFill>
+                    <a:blip r:embed="rId7"/>
+                    <a:stretch>
+                      <a:fillRect/>
+                    </a:stretch>
+                  </pic:blipFill>
+                  <pic:spPr>
+                    <a:xfrm>
+                      <a:off x="0" y="0"/>
+                      <a:ext cx="958215" cy="2121535"/>
+                    </a:xfrm>
+                    <a:prstGeom prst="rect">
+                      <a:avLst/>
+                    </a:prstGeom>
+                  </pic:spPr>
+                </pic:pic>
+              </a:graphicData>
+            </a:graphic>
+          </wp:inline>
+        </w:drawing>
+      </w:r>
+    </w:p>
+    <w:p>
+      <w:pPr>
         <w:numPr>
           <w:ilvl w:val="0"/>
           <w:numId w:val="3"/>
@@ -7608,6 +7714,60 @@
     </w:p>
     <w:p>
       <w:pPr>
+        <w:spacing w:after="40"/>
+        <w:ind w:left="720"/>
+        <w:rPr>
+          <w:rFonts w:hint="eastAsia"/>
+        </w:rPr>
+      </w:pPr>
+      <w:r>
+        <w:rPr>
+          <w:rFonts w:ascii="SimSun" w:hAnsi="SimSun" w:cs="SimSun" w:hint="eastAsia"/>
+          <w:noProof/>
+          <w:color w:val="000000"/>
+        </w:rPr>
+        <w:lastRenderedPageBreak/>
+        <w:drawing>
+          <wp:inline distT="0" distB="0" distL="114300" distR="114300" wp14:anchorId="1198CD47" wp14:editId="2E07DB36">
+            <wp:extent cx="1441450" cy="1441450"/>
+            <wp:effectExtent l="0" t="0" r="6350" b="6350"/>
+            <wp:docPr id="6" name="图片 6" descr="3b330325c197527377d7ae895f17569"/>
+            <wp:cNvGraphicFramePr>
+              <a:graphicFrameLocks xmlns:a="http://schemas.openxmlformats.org/drawingml/2006/main" noChangeAspect="1"/>
+            </wp:cNvGraphicFramePr>
+            <a:graphic xmlns:a="http://schemas.openxmlformats.org/drawingml/2006/main">
+              <a:graphicData uri="http://schemas.openxmlformats.org/drawingml/2006/picture">
+                <pic:pic xmlns:pic="http://schemas.openxmlformats.org/drawingml/2006/picture">
+                  <pic:nvPicPr>
+                    <pic:cNvPr id="6" name="图片 6" descr="3b330325c197527377d7ae895f17569"/>
+                    <pic:cNvPicPr>
+                      <a:picLocks noChangeAspect="1"/>
+                    </pic:cNvPicPr>
+                  </pic:nvPicPr>
+                  <pic:blipFill>
+                    <a:blip r:embed="rId8"/>
+                    <a:stretch>
+                      <a:fillRect/>
+                    </a:stretch>
+                  </pic:blipFill>
+                  <pic:spPr>
+                    <a:xfrm>
+                      <a:off x="0" y="0"/>
+                      <a:ext cx="1441450" cy="1441450"/>
+                    </a:xfrm>
+                    <a:prstGeom prst="rect">
+                      <a:avLst/>
+                    </a:prstGeom>
+                  </pic:spPr>
+                </pic:pic>
+              </a:graphicData>
+            </a:graphic>
+          </wp:inline>
+        </w:drawing>
+      </w:r>
+    </w:p>
+    <w:p>
+      <w:pPr>
         <w:numPr>
           <w:ilvl w:val="0"/>
           <w:numId w:val="3"/>
@@ -7616,6 +7776,57 @@
       </w:pPr>
       <w:r>
         <w:t>箱门照（雨雾）：雨雾天气下的集装箱箱门，表面有水渍或雾气遮挡</w:t>
+      </w:r>
+    </w:p>
+    <w:p>
+      <w:pPr>
+        <w:spacing w:after="40"/>
+        <w:ind w:left="720"/>
+        <w:rPr>
+          <w:rFonts w:hint="eastAsia"/>
+        </w:rPr>
+      </w:pPr>
+      <w:r>
+        <w:rPr>
+          <w:noProof/>
+        </w:rPr>
+        <w:drawing>
+          <wp:inline distT="0" distB="0" distL="114300" distR="114300" wp14:anchorId="2FB8D709" wp14:editId="611E3E86">
+            <wp:extent cx="1379220" cy="1839595"/>
+            <wp:effectExtent l="0" t="0" r="7620" b="4445"/>
+            <wp:docPr id="57" name="图片 57" descr="_-192283916__121b6c6188d6658ed7fb7eab73d0d3c2_-307779585_mmexport1695042861388_0_wifi_0"/>
+            <wp:cNvGraphicFramePr>
+              <a:graphicFrameLocks xmlns:a="http://schemas.openxmlformats.org/drawingml/2006/main" noChangeAspect="1"/>
+            </wp:cNvGraphicFramePr>
+            <a:graphic xmlns:a="http://schemas.openxmlformats.org/drawingml/2006/main">
+              <a:graphicData uri="http://schemas.openxmlformats.org/drawingml/2006/picture">
+                <pic:pic xmlns:pic="http://schemas.openxmlformats.org/drawingml/2006/picture">
+                  <pic:nvPicPr>
+                    <pic:cNvPr id="57" name="图片 57" descr="_-192283916__121b6c6188d6658ed7fb7eab73d0d3c2_-307779585_mmexport1695042861388_0_wifi_0"/>
+                    <pic:cNvPicPr>
+                      <a:picLocks noChangeAspect="1"/>
+                    </pic:cNvPicPr>
+                  </pic:nvPicPr>
+                  <pic:blipFill>
+                    <a:blip r:embed="rId9"/>
+                    <a:stretch>
+                      <a:fillRect/>
+                    </a:stretch>
+                  </pic:blipFill>
+                  <pic:spPr>
+                    <a:xfrm>
+                      <a:off x="0" y="0"/>
+                      <a:ext cx="1379220" cy="1839595"/>
+                    </a:xfrm>
+                    <a:prstGeom prst="rect">
+                      <a:avLst/>
+                    </a:prstGeom>
+                  </pic:spPr>
+                </pic:pic>
+              </a:graphicData>
+            </a:graphic>
+          </wp:inline>
+        </w:drawing>
       </w:r>
     </w:p>
     <w:p>
@@ -7839,7 +8050,6 @@
               <w:rPr>
                 <w:sz w:val="20"/>
               </w:rPr>
-              <w:lastRenderedPageBreak/>
               <w:t>字段级识别准确率</w:t>
             </w:r>
           </w:p>
@@ -8044,6 +8254,7 @@
         <w:ind w:firstLineChars="200" w:firstLine="440"/>
       </w:pPr>
       <w:r>
+        <w:lastRenderedPageBreak/>
         <w:t xml:space="preserve">2. </w:t>
       </w:r>
       <w:r>
@@ -8500,7 +8711,6 @@
           <w:rFonts w:ascii="Courier New" w:hAnsi="Courier New"/>
           <w:sz w:val="18"/>
         </w:rPr>
-        <w:lastRenderedPageBreak/>
         <w:t>print(f"</w:t>
       </w:r>
       <w:r>
@@ -9066,7 +9276,6 @@
           <w:b/>
           <w:sz w:val="28"/>
         </w:rPr>
-        <w:lastRenderedPageBreak/>
         <w:t xml:space="preserve">7.2 </w:t>
       </w:r>
       <w:r>
